--- a/public/smart-police/forms/บันทึกตรวจสถานที่เกิดเหตุ.docx
+++ b/public/smart-police/forms/บันทึกตรวจสถานที่เกิดเหตุ.docx
@@ -3220,26 +3220,26 @@
                 <w:color w:val="000000"/>
                 <w:cs/>
               </w:rPr>
-              <w:t xml:space="preserve">(ส ๕๖ </w:t>
-            </w:r>
-            <w:r>
-              <w:rPr>
-                <w:rFonts w:ascii="TH SarabunIT๙" w:hAnsi="TH SarabunIT๙" w:cs="TH SarabunIT๙" w:hint="cs"/>
-                <w:b/>
-                <w:bCs/>
-                <w:color w:val="000000"/>
-              </w:rPr>
-              <w:t xml:space="preserve">- </w:t>
-            </w:r>
-            <w:r>
-              <w:rPr>
-                <w:rFonts w:ascii="TH SarabunIT๙" w:hAnsi="TH SarabunIT๙" w:cs="TH SarabunIT๙" w:hint="cs"/>
-                <w:b/>
-                <w:bCs/>
-                <w:color w:val="000000"/>
-                <w:cs/>
-              </w:rPr>
-              <w:t>๑๓)</w:t>
+              <w:t xml:space="preserve"/>
+            </w:r>
+            <w:r>
+              <w:rPr>
+                <w:rFonts w:ascii="TH SarabunIT๙" w:hAnsi="TH SarabunIT๙" w:cs="TH SarabunIT๙" w:hint="cs"/>
+                <w:b/>
+                <w:bCs/>
+                <w:color w:val="000000"/>
+              </w:rPr>
+              <w:t xml:space="preserve"/>
+            </w:r>
+            <w:r>
+              <w:rPr>
+                <w:rFonts w:ascii="TH SarabunIT๙" w:hAnsi="TH SarabunIT๙" w:cs="TH SarabunIT๙" w:hint="cs"/>
+                <w:b/>
+                <w:bCs/>
+                <w:color w:val="000000"/>
+                <w:cs/>
+              </w:rPr>
+              <w:t/>
             </w:r>
           </w:p>
         </w:tc>
